--- a/public/temas/ejercicio-1/ESQUEMA TEMA 38.docx
+++ b/public/temas/ejercicio-1/ESQUEMA TEMA 38.docx
@@ -215,7 +215,7 @@
           <w:b/>
           <w:sz w:val="22"/>
         </w:rPr>
-        <w:t>RD 1715/2010</w:t>
+        <w:t>Real Decreto 1715/2010</w:t>
       </w:r>
       <w:r>
         <w:rPr>
@@ -295,7 +295,7 @@
           <w:rFonts w:ascii="Cambria" w:hAnsi="Cambria" w:cs="Cambria" w:eastAsia="Cambria"/>
           <w:sz w:val="22"/>
         </w:rPr>
-        <w:t xml:space="preserve"> (desde 1-1-2026, fusión de ILAC e IAF)</w:t>
+        <w:t xml:space="preserve"> (desde 1 de enero de 2026, fusión de ILAC e IAF)</w:t>
       </w:r>
     </w:p>
     <w:p>
